--- a/docs/content/t_tests/t_tests_activity.docx
+++ b/docs/content/t_tests/t_tests_activity.docx
@@ -7,7 +7,7 @@
         <w:pStyle w:val="Title"/>
       </w:pPr>
       <w:r>
-        <w:t xml:space="preserve">T-Tests: One, Two, Paired</w:t>
+        <w:t xml:space="preserve">Activity: T-Tests: One, Two, Paired</w:t>
       </w:r>
     </w:p>
     <w:p>
@@ -26,13 +26,13 @@
         <w:t xml:space="preserve">Bill Perry</w:t>
       </w:r>
     </w:p>
-    <w:bookmarkStart w:id="10" w:name="worksheet-6-t-tests-one-two-paired"/>
+    <w:bookmarkStart w:id="10" w:name="worksheet-t-tests-one-two-paired"/>
     <w:p>
       <w:pPr>
         <w:pStyle w:val="Heading1"/>
       </w:pPr>
       <w:r>
-        <w:t xml:space="preserve">Worksheet 6: T-Tests — One, Two, Paired</w:t>
+        <w:t xml:space="preserve">Worksheet: T-Tests — One, Two, Paired</w:t>
       </w:r>
     </w:p>
     <w:p>
@@ -7784,7 +7784,7 @@
       <w:b/>
       <w:color w:themeColor="accent1" w:themeShade="BF" w:val="0F4761"/>
       <w:sz w:val="28"/>
-      <w:szCs w:val="40"/>
+      <w:szCs w:val="28"/>
     </w:rPr>
   </w:style>
   <w:style w:styleId="Heading2" w:type="paragraph">
@@ -7806,7 +7806,7 @@
     <w:rPr>
       <w:rFonts w:asciiTheme="majorHAnsi" w:cstheme="majorBidi" w:eastAsiaTheme="majorEastAsia" w:hAnsiTheme="majorHAnsi"/>
       <w:color w:themeColor="accent1" w:themeShade="BF" w:val="0F4761"/>
-      <w:szCs w:val="32"/>
+      <w:szCs w:val="28"/>
     </w:rPr>
   </w:style>
   <w:style w:styleId="Heading3" w:type="paragraph">
@@ -8118,8 +8118,8 @@
       <w:rFonts w:asciiTheme="majorHAnsi" w:cstheme="majorBidi" w:eastAsiaTheme="majorEastAsia" w:hAnsiTheme="majorHAnsi"/>
       <w:spacing w:val="-10"/>
       <w:kern w:val="28"/>
-      <w:sz w:val="56"/>
-      <w:szCs w:val="56"/>
+      <w:sz w:val="28"/>
+      <w:szCs w:val="28"/>
     </w:rPr>
   </w:style>
   <w:style w:customStyle="1" w:styleId="TitleChar" w:type="character">
@@ -8132,8 +8132,8 @@
       <w:rFonts w:asciiTheme="majorHAnsi" w:cstheme="majorBidi" w:eastAsiaTheme="majorEastAsia" w:hAnsiTheme="majorHAnsi"/>
       <w:spacing w:val="-10"/>
       <w:kern w:val="28"/>
-      <w:sz w:val="56"/>
-      <w:szCs w:val="56"/>
+      <w:sz w:val="28"/>
+      <w:szCs w:val="28"/>
     </w:rPr>
   </w:style>
   <w:style w:styleId="Subtitle" w:type="paragraph">

--- a/docs/content/t_tests/t_tests_activity.docx
+++ b/docs/content/t_tests/t_tests_activity.docx
@@ -502,7 +502,31 @@
         <w:rPr>
           <w:rStyle w:val="NormalTok"/>
         </w:rPr>
-        <w:t xml:space="preserve">))</w:t>
+        <w:t xml:space="preserve">), </w:t>
+      </w:r>
+      <w:r>
+        <w:rPr>
+          <w:rStyle w:val="AttributeTok"/>
+        </w:rPr>
+        <w:t xml:space="preserve">.groups =</w:t>
+      </w:r>
+      <w:r>
+        <w:rPr>
+          <w:rStyle w:val="NormalTok"/>
+        </w:rPr>
+        <w:t xml:space="preserve"> </w:t>
+      </w:r>
+      <w:r>
+        <w:rPr>
+          <w:rStyle w:val="StringTok"/>
+        </w:rPr>
+        <w:t xml:space="preserve">"drop"</w:t>
+      </w:r>
+      <w:r>
+        <w:rPr>
+          <w:rStyle w:val="NormalTok"/>
+        </w:rPr>
+        <w:t xml:space="preserve">)</w:t>
       </w:r>
       <w:r>
         <w:br/>
@@ -628,7 +652,31 @@
         <w:rPr>
           <w:rStyle w:val="NormalTok"/>
         </w:rPr>
-        <w:t xml:space="preserve">))</w:t>
+        <w:t xml:space="preserve">), </w:t>
+      </w:r>
+      <w:r>
+        <w:rPr>
+          <w:rStyle w:val="AttributeTok"/>
+        </w:rPr>
+        <w:t xml:space="preserve">.groups =</w:t>
+      </w:r>
+      <w:r>
+        <w:rPr>
+          <w:rStyle w:val="NormalTok"/>
+        </w:rPr>
+        <w:t xml:space="preserve"> </w:t>
+      </w:r>
+      <w:r>
+        <w:rPr>
+          <w:rStyle w:val="StringTok"/>
+        </w:rPr>
+        <w:t xml:space="preserve">"drop"</w:t>
+      </w:r>
+      <w:r>
+        <w:rPr>
+          <w:rStyle w:val="NormalTok"/>
+        </w:rPr>
+        <w:t xml:space="preserve">)</w:t>
       </w:r>
       <w:r>
         <w:br/>
@@ -779,39 +827,57 @@
       </w:r>
       <w:r>
         <w:rPr>
+          <w:rStyle w:val="NormalTok"/>
+        </w:rPr>
+        <w:t xml:space="preserve">ps_shady_df </w:t>
+      </w:r>
+      <w:r>
+        <w:rPr>
+          <w:rStyle w:val="SpecialCharTok"/>
+        </w:rPr>
+        <w:t xml:space="preserve">%&gt;%</w:t>
+      </w:r>
+      <w:r>
+        <w:rPr>
+          <w:rStyle w:val="NormalTok"/>
+        </w:rPr>
+        <w:t xml:space="preserve"> </w:t>
+      </w:r>
+      <w:r>
+        <w:rPr>
           <w:rStyle w:val="FunctionTok"/>
         </w:rPr>
+        <w:t xml:space="preserve">arrange</w:t>
+      </w:r>
+      <w:r>
+        <w:rPr>
+          <w:rStyle w:val="NormalTok"/>
+        </w:rPr>
+        <w:t xml:space="preserve">(tree_no) </w:t>
+      </w:r>
+      <w:r>
+        <w:rPr>
+          <w:rStyle w:val="SpecialCharTok"/>
+        </w:rPr>
+        <w:t xml:space="preserve">%&gt;%</w:t>
+      </w:r>
+      <w:r>
+        <w:rPr>
+          <w:rStyle w:val="NormalTok"/>
+        </w:rPr>
+        <w:t xml:space="preserve"> </w:t>
+      </w:r>
+      <w:r>
+        <w:rPr>
+          <w:rStyle w:val="FunctionTok"/>
+        </w:rPr>
         <w:t xml:space="preserve">head</w:t>
       </w:r>
       <w:r>
         <w:rPr>
           <w:rStyle w:val="NormalTok"/>
         </w:rPr>
-        <w:t xml:space="preserve">(ps_shady_df) </w:t>
-      </w:r>
-      <w:r>
-        <w:rPr>
-          <w:rStyle w:val="SpecialCharTok"/>
-        </w:rPr>
-        <w:t xml:space="preserve">%&gt;%</w:t>
-      </w:r>
-      <w:r>
-        <w:rPr>
-          <w:rStyle w:val="NormalTok"/>
-        </w:rPr>
-        <w:t xml:space="preserve"> </w:t>
-      </w:r>
-      <w:r>
-        <w:rPr>
-          <w:rStyle w:val="FunctionTok"/>
-        </w:rPr>
-        <w:t xml:space="preserve">arrange</w:t>
-      </w:r>
-      <w:r>
-        <w:rPr>
-          <w:rStyle w:val="NormalTok"/>
-        </w:rPr>
-        <w:t xml:space="preserve">(tree_no)</w:t>
+        <w:t xml:space="preserve">()</w:t>
       </w:r>
     </w:p>
     <w:p>
@@ -1539,6 +1605,24 @@
       </w:pPr>
       <w:r>
         <w:rPr>
+          <w:rStyle w:val="CommentTok"/>
+        </w:rPr>
+        <w:t xml:space="preserve"># The test below is about the SHADY side, so check normality of that group</w:t>
+      </w:r>
+      <w:r>
+        <w:br/>
+      </w:r>
+      <w:r>
+        <w:rPr>
+          <w:rStyle w:val="CommentTok"/>
+        </w:rPr>
+        <w:t xml:space="preserve"># -- not the two sides pooled together.</w:t>
+      </w:r>
+      <w:r>
+        <w:br/>
+      </w:r>
+      <w:r>
+        <w:rPr>
           <w:rStyle w:val="FunctionTok"/>
         </w:rPr>
         <w:t xml:space="preserve">qqPlot</w:t>
@@ -1547,7 +1631,7 @@
         <w:rPr>
           <w:rStyle w:val="NormalTok"/>
         </w:rPr>
-        <w:t xml:space="preserve">(ps_df</w:t>
+        <w:t xml:space="preserve">(ps_shady_df</w:t>
       </w:r>
       <w:r>
         <w:rPr>
@@ -1586,7 +1670,7 @@
         <w:rPr>
           <w:rStyle w:val="StringTok"/>
         </w:rPr>
-        <w:t xml:space="preserve">"QQ Plot for length of pine needles"</w:t>
+        <w:t xml:space="preserve">"QQ Plot — shady side needle length"</w:t>
       </w:r>
       <w:r>
         <w:rPr>
@@ -1643,7 +1727,7 @@
         <w:rPr>
           <w:rStyle w:val="NormalTok"/>
         </w:rPr>
-        <w:t xml:space="preserve">(ps_df</w:t>
+        <w:t xml:space="preserve">(ps_shady_df</w:t>
       </w:r>
       <w:r>
         <w:rPr>
@@ -1680,6 +1764,54 @@
       </w:r>
       <w:r>
         <w:t xml:space="preserve">For the Shapiro-Wilk test, what is the null hypothesis? Do we want a significant or a non-significant result here?</w:t>
+      </w:r>
+      <w:r>
+        <w:t xml:space="preserve"> </w:t>
+      </w:r>
+      <w:r>
+        <w:rPr>
+          <w:rStyle w:val="VerbatimChar"/>
+        </w:rPr>
+        <w:t xml:space="preserve">________________________</w:t>
+      </w:r>
+    </w:p>
+    <w:p>
+      <w:pPr>
+        <w:pStyle w:val="BodyText"/>
+      </w:pPr>
+      <w:r>
+        <w:t xml:space="preserve">✏️</w:t>
+      </w:r>
+      <w:r>
+        <w:t xml:space="preserve"> </w:t>
+      </w:r>
+      <w:r>
+        <w:rPr>
+          <w:b/>
+          <w:bCs/>
+        </w:rPr>
+        <w:t xml:space="preserve">Your turn:</w:t>
+      </w:r>
+      <w:r>
+        <w:t xml:space="preserve"> </w:t>
+      </w:r>
+      <w:r>
+        <w:t xml:space="preserve">Why do we check the shady side on its own rather than</w:t>
+      </w:r>
+      <w:r>
+        <w:t xml:space="preserve"> </w:t>
+      </w:r>
+      <w:r>
+        <w:rPr>
+          <w:rStyle w:val="VerbatimChar"/>
+        </w:rPr>
+        <w:t xml:space="preserve">ps_df$length_mm</w:t>
+      </w:r>
+      <w:r>
+        <w:t xml:space="preserve"> </w:t>
+      </w:r>
+      <w:r>
+        <w:t xml:space="preserve">(both sides pooled)? What would pooling two groups with different means do to the shape of the distribution?</w:t>
       </w:r>
       <w:r>
         <w:t xml:space="preserve"> </w:t>
@@ -3326,7 +3458,31 @@
         <w:rPr>
           <w:rStyle w:val="NormalTok"/>
         </w:rPr>
-        <w:t xml:space="preserve">(length_mm),</w:t>
+        <w:t xml:space="preserve">(length_mm, </w:t>
+      </w:r>
+      <w:r>
+        <w:rPr>
+          <w:rStyle w:val="AttributeTok"/>
+        </w:rPr>
+        <w:t xml:space="preserve">na.rm =</w:t>
+      </w:r>
+      <w:r>
+        <w:rPr>
+          <w:rStyle w:val="NormalTok"/>
+        </w:rPr>
+        <w:t xml:space="preserve"> </w:t>
+      </w:r>
+      <w:r>
+        <w:rPr>
+          <w:rStyle w:val="ConstantTok"/>
+        </w:rPr>
+        <w:t xml:space="preserve">TRUE</w:t>
+      </w:r>
+      <w:r>
+        <w:rPr>
+          <w:rStyle w:val="NormalTok"/>
+        </w:rPr>
+        <w:t xml:space="preserve">),</w:t>
       </w:r>
       <w:r>
         <w:br/>
@@ -3359,7 +3515,31 @@
         <w:rPr>
           <w:rStyle w:val="NormalTok"/>
         </w:rPr>
-        <w:t xml:space="preserve">(length_mm),</w:t>
+        <w:t xml:space="preserve">(length_mm, </w:t>
+      </w:r>
+      <w:r>
+        <w:rPr>
+          <w:rStyle w:val="AttributeTok"/>
+        </w:rPr>
+        <w:t xml:space="preserve">na.rm =</w:t>
+      </w:r>
+      <w:r>
+        <w:rPr>
+          <w:rStyle w:val="NormalTok"/>
+        </w:rPr>
+        <w:t xml:space="preserve"> </w:t>
+      </w:r>
+      <w:r>
+        <w:rPr>
+          <w:rStyle w:val="ConstantTok"/>
+        </w:rPr>
+        <w:t xml:space="preserve">TRUE</w:t>
+      </w:r>
+      <w:r>
+        <w:rPr>
+          <w:rStyle w:val="NormalTok"/>
+        </w:rPr>
+        <w:t xml:space="preserve">),</w:t>
       </w:r>
       <w:r>
         <w:br/>
@@ -3386,13 +3566,31 @@
         <w:rPr>
           <w:rStyle w:val="FunctionTok"/>
         </w:rPr>
-        <w:t xml:space="preserve">n</w:t>
-      </w:r>
-      <w:r>
-        <w:rPr>
-          <w:rStyle w:val="NormalTok"/>
-        </w:rPr>
-        <w:t xml:space="preserve">(),</w:t>
+        <w:t xml:space="preserve">sum</w:t>
+      </w:r>
+      <w:r>
+        <w:rPr>
+          <w:rStyle w:val="NormalTok"/>
+        </w:rPr>
+        <w:t xml:space="preserve">(</w:t>
+      </w:r>
+      <w:r>
+        <w:rPr>
+          <w:rStyle w:val="SpecialCharTok"/>
+        </w:rPr>
+        <w:t xml:space="preserve">!</w:t>
+      </w:r>
+      <w:r>
+        <w:rPr>
+          <w:rStyle w:val="FunctionTok"/>
+        </w:rPr>
+        <w:t xml:space="preserve">is.na</w:t>
+      </w:r>
+      <w:r>
+        <w:rPr>
+          <w:rStyle w:val="NormalTok"/>
+        </w:rPr>
+        <w:t xml:space="preserve">(length_mm)),</w:t>
       </w:r>
       <w:r>
         <w:br/>
@@ -3437,7 +3635,34 @@
         <w:rPr>
           <w:rStyle w:val="NormalTok"/>
         </w:rPr>
-        <w:t xml:space="preserve">(n)</w:t>
+        <w:t xml:space="preserve">(n),</w:t>
+      </w:r>
+      <w:r>
+        <w:br/>
+      </w:r>
+      <w:r>
+        <w:rPr>
+          <w:rStyle w:val="NormalTok"/>
+        </w:rPr>
+        <w:t xml:space="preserve">    </w:t>
+      </w:r>
+      <w:r>
+        <w:rPr>
+          <w:rStyle w:val="AttributeTok"/>
+        </w:rPr>
+        <w:t xml:space="preserve">.groups =</w:t>
+      </w:r>
+      <w:r>
+        <w:rPr>
+          <w:rStyle w:val="NormalTok"/>
+        </w:rPr>
+        <w:t xml:space="preserve"> </w:t>
+      </w:r>
+      <w:r>
+        <w:rPr>
+          <w:rStyle w:val="StringTok"/>
+        </w:rPr>
+        <w:t xml:space="preserve">"drop"</w:t>
       </w:r>
       <w:r>
         <w:br/>
@@ -4253,7 +4478,19 @@
         <w:rPr>
           <w:rStyle w:val="NormalTok"/>
         </w:rPr>
-        <w:t xml:space="preserve"> side, </w:t>
+        <w:t xml:space="preserve"> </w:t>
+      </w:r>
+      <w:r>
+        <w:rPr>
+          <w:rStyle w:val="FunctionTok"/>
+        </w:rPr>
+        <w:t xml:space="preserve">factor</w:t>
+      </w:r>
+      <w:r>
+        <w:rPr>
+          <w:rStyle w:val="NormalTok"/>
+        </w:rPr>
+        <w:t xml:space="preserve">(side), </w:t>
       </w:r>
       <w:r>
         <w:rPr>
@@ -4985,13 +5222,43 @@
               <w:rPr>
                 <w:rStyle w:val="FunctionTok"/>
               </w:rPr>
-              <w:t xml:space="preserve">nrow</w:t>
-            </w:r>
-            <w:r>
-              <w:rPr>
-                <w:rStyle w:val="NormalTok"/>
-              </w:rPr>
-              <w:t xml:space="preserve">(ps_shady_df); n2 </w:t>
+              <w:t xml:space="preserve">sum</w:t>
+            </w:r>
+            <w:r>
+              <w:rPr>
+                <w:rStyle w:val="NormalTok"/>
+              </w:rPr>
+              <w:t xml:space="preserve">(</w:t>
+            </w:r>
+            <w:r>
+              <w:rPr>
+                <w:rStyle w:val="SpecialCharTok"/>
+              </w:rPr>
+              <w:t xml:space="preserve">!</w:t>
+            </w:r>
+            <w:r>
+              <w:rPr>
+                <w:rStyle w:val="FunctionTok"/>
+              </w:rPr>
+              <w:t xml:space="preserve">is.na</w:t>
+            </w:r>
+            <w:r>
+              <w:rPr>
+                <w:rStyle w:val="NormalTok"/>
+              </w:rPr>
+              <w:t xml:space="preserve">(ps_shady_df</w:t>
+            </w:r>
+            <w:r>
+              <w:rPr>
+                <w:rStyle w:val="SpecialCharTok"/>
+              </w:rPr>
+              <w:t xml:space="preserve">$</w:t>
+            </w:r>
+            <w:r>
+              <w:rPr>
+                <w:rStyle w:val="NormalTok"/>
+              </w:rPr>
+              <w:t xml:space="preserve">length_mm)); n2 </w:t>
             </w:r>
             <w:r>
               <w:rPr>
@@ -5009,13 +5276,43 @@
               <w:rPr>
                 <w:rStyle w:val="FunctionTok"/>
               </w:rPr>
-              <w:t xml:space="preserve">nrow</w:t>
-            </w:r>
-            <w:r>
-              <w:rPr>
-                <w:rStyle w:val="NormalTok"/>
-              </w:rPr>
-              <w:t xml:space="preserve">(ps_sunny_df)</w:t>
+              <w:t xml:space="preserve">sum</w:t>
+            </w:r>
+            <w:r>
+              <w:rPr>
+                <w:rStyle w:val="NormalTok"/>
+              </w:rPr>
+              <w:t xml:space="preserve">(</w:t>
+            </w:r>
+            <w:r>
+              <w:rPr>
+                <w:rStyle w:val="SpecialCharTok"/>
+              </w:rPr>
+              <w:t xml:space="preserve">!</w:t>
+            </w:r>
+            <w:r>
+              <w:rPr>
+                <w:rStyle w:val="FunctionTok"/>
+              </w:rPr>
+              <w:t xml:space="preserve">is.na</w:t>
+            </w:r>
+            <w:r>
+              <w:rPr>
+                <w:rStyle w:val="NormalTok"/>
+              </w:rPr>
+              <w:t xml:space="preserve">(ps_sunny_df</w:t>
+            </w:r>
+            <w:r>
+              <w:rPr>
+                <w:rStyle w:val="SpecialCharTok"/>
+              </w:rPr>
+              <w:t xml:space="preserve">$</w:t>
+            </w:r>
+            <w:r>
+              <w:rPr>
+                <w:rStyle w:val="NormalTok"/>
+              </w:rPr>
+              <w:t xml:space="preserve">length_mm))</w:t>
             </w:r>
             <w:r>
               <w:br/>

--- a/docs/content/t_tests/t_tests_activity.docx
+++ b/docs/content/t_tests/t_tests_activity.docx
@@ -6913,7 +6913,716 @@
       </w:r>
     </w:p>
     <w:bookmarkEnd w:id="32"/>
-    <w:bookmarkStart w:id="33" w:name="getting-unstuck"/>
+    <w:bookmarkStart w:id="39" w:name="X777dce0eba171ebbc38b8aaf94c33180c53eff2"/>
+    <w:p>
+      <w:pPr>
+        <w:pStyle w:val="Heading1"/>
+      </w:pPr>
+      <w:r>
+        <w:t xml:space="preserve">Part 7 · Take-Home Extension — Mouse Body Mass and the Island Rule</w:t>
+      </w:r>
+    </w:p>
+    <w:p>
+      <w:pPr>
+        <w:pStyle w:val="FirstParagraph"/>
+      </w:pPr>
+      <w:r>
+        <w:rPr>
+          <w:i/>
+          <w:iCs/>
+        </w:rPr>
+        <w:t xml:space="preserve">Due Monday, September 28 — before the Power &amp; Error class.</w:t>
+      </w:r>
+    </w:p>
+    <w:p>
+      <w:pPr>
+        <w:pStyle w:val="BodyText"/>
+      </w:pPr>
+      <w:r>
+        <w:t xml:space="preserve">Everything below uses the exact same tests you just ran in Parts 3 and 4 — a one-sample and a two-sample t-test — on a new dataset and a new question. This time you decide which version of each test to run and defend that choice yourself; nobody walks you through it step by step.</w:t>
+      </w:r>
+    </w:p>
+    <w:bookmarkStart w:id="33" w:name="background"/>
+    <w:p>
+      <w:pPr>
+        <w:pStyle w:val="Heading2"/>
+      </w:pPr>
+      <w:r>
+        <w:t xml:space="preserve">Background</w:t>
+      </w:r>
+    </w:p>
+    <w:p>
+      <w:pPr>
+        <w:pStyle w:val="FirstParagraph"/>
+      </w:pPr>
+      <w:r>
+        <w:t xml:space="preserve">The</w:t>
+      </w:r>
+      <w:r>
+        <w:t xml:space="preserve"> </w:t>
+      </w:r>
+      <w:r>
+        <w:rPr>
+          <w:b/>
+          <w:bCs/>
+        </w:rPr>
+        <w:t xml:space="preserve">Island Rule</w:t>
+      </w:r>
+      <w:r>
+        <w:t xml:space="preserve"> </w:t>
+      </w:r>
+      <w:r>
+        <w:t xml:space="preserve">predicts that when mainland species colonize islands, small-bodied species — like rodents — tend to evolve larger body size, released from mainland predation and competition pressure. Below are body mass measurements for deer mice trapped on Sidney Island (an island population) and near Vancouver, BC (a mainland population).</w:t>
+      </w:r>
+    </w:p>
+    <w:p>
+      <w:pPr>
+        <w:pStyle w:val="BodyText"/>
+      </w:pPr>
+      <w:r>
+        <w:rPr>
+          <w:b/>
+          <w:bCs/>
+        </w:rPr>
+        <w:t xml:space="preserve">▶ Run this:</w:t>
+      </w:r>
+    </w:p>
+    <w:p>
+      <w:pPr>
+        <w:pStyle w:val="SourceCode"/>
+      </w:pPr>
+      <w:r>
+        <w:rPr>
+          <w:rStyle w:val="NormalTok"/>
+        </w:rPr>
+        <w:t xml:space="preserve">mice_df </w:t>
+      </w:r>
+      <w:r>
+        <w:rPr>
+          <w:rStyle w:val="OtherTok"/>
+        </w:rPr>
+        <w:t xml:space="preserve">&lt;-</w:t>
+      </w:r>
+      <w:r>
+        <w:rPr>
+          <w:rStyle w:val="NormalTok"/>
+        </w:rPr>
+        <w:t xml:space="preserve"> </w:t>
+      </w:r>
+      <w:r>
+        <w:rPr>
+          <w:rStyle w:val="FunctionTok"/>
+        </w:rPr>
+        <w:t xml:space="preserve">read_csv</w:t>
+      </w:r>
+      <w:r>
+        <w:rPr>
+          <w:rStyle w:val="NormalTok"/>
+        </w:rPr>
+        <w:t xml:space="preserve">(</w:t>
+      </w:r>
+      <w:r>
+        <w:rPr>
+          <w:rStyle w:val="StringTok"/>
+        </w:rPr>
+        <w:t xml:space="preserve">"data/mice_weights.csv"</w:t>
+      </w:r>
+      <w:r>
+        <w:rPr>
+          <w:rStyle w:val="NormalTok"/>
+        </w:rPr>
+        <w:t xml:space="preserve">)</w:t>
+      </w:r>
+      <w:r>
+        <w:br/>
+      </w:r>
+      <w:r>
+        <w:rPr>
+          <w:rStyle w:val="FunctionTok"/>
+        </w:rPr>
+        <w:t xml:space="preserve">head</w:t>
+      </w:r>
+      <w:r>
+        <w:rPr>
+          <w:rStyle w:val="NormalTok"/>
+        </w:rPr>
+        <w:t xml:space="preserve">(mice_df)</w:t>
+      </w:r>
+    </w:p>
+    <w:bookmarkEnd w:id="33"/>
+    <w:bookmarkStart w:id="34" w:name="task-a-one-sample-question"/>
+    <w:p>
+      <w:pPr>
+        <w:pStyle w:val="Heading2"/>
+      </w:pPr>
+      <w:r>
+        <w:t xml:space="preserve">Task A · One-Sample Question</w:t>
+      </w:r>
+    </w:p>
+    <w:p>
+      <w:pPr>
+        <w:pStyle w:val="FirstParagraph"/>
+      </w:pPr>
+      <w:r>
+        <w:rPr>
+          <w:b/>
+          <w:bCs/>
+        </w:rPr>
+        <w:t xml:space="preserve">Question:</w:t>
+      </w:r>
+      <w:r>
+        <w:t xml:space="preserve"> </w:t>
+      </w:r>
+      <w:r>
+        <w:t xml:space="preserve">Do island mice (Sidney Island) differ from a</w:t>
+      </w:r>
+      <w:r>
+        <w:t xml:space="preserve"> </w:t>
+      </w:r>
+      <w:r>
+        <w:t xml:space="preserve">“typical”</w:t>
+      </w:r>
+      <w:r>
+        <w:t xml:space="preserve"> </w:t>
+      </w:r>
+      <w:r>
+        <w:t xml:space="preserve">continental deer mouse body mass of 19 g?</w:t>
+      </w:r>
+    </w:p>
+    <w:p>
+      <w:pPr>
+        <w:pStyle w:val="BodyText"/>
+      </w:pPr>
+      <w:r>
+        <w:t xml:space="preserve">✏️</w:t>
+      </w:r>
+      <w:r>
+        <w:t xml:space="preserve"> </w:t>
+      </w:r>
+      <w:r>
+        <w:rPr>
+          <w:b/>
+          <w:bCs/>
+        </w:rPr>
+        <w:t xml:space="preserve">Your turn:</w:t>
+      </w:r>
+      <w:r>
+        <w:t xml:space="preserve"> </w:t>
+      </w:r>
+      <w:r>
+        <w:t xml:space="preserve">Write your hypotheses, decide which test is appropriate and justify your choice, then write and run the code, and interpret the result.</w:t>
+      </w:r>
+    </w:p>
+    <w:p>
+      <w:pPr>
+        <w:pStyle w:val="SourceCode"/>
+      </w:pPr>
+      <w:r>
+        <w:rPr>
+          <w:rStyle w:val="VerbatimChar"/>
+        </w:rPr>
+        <w:t xml:space="preserve">H0 =</w:t>
+      </w:r>
+      <w:r>
+        <w:br/>
+      </w:r>
+      <w:r>
+        <w:rPr>
+          <w:rStyle w:val="VerbatimChar"/>
+        </w:rPr>
+        <w:t xml:space="preserve">________________________________________________________</w:t>
+      </w:r>
+      <w:r>
+        <w:br/>
+      </w:r>
+      <w:r>
+        <w:rPr>
+          <w:rStyle w:val="VerbatimChar"/>
+        </w:rPr>
+        <w:t xml:space="preserve">Ha =</w:t>
+      </w:r>
+      <w:r>
+        <w:br/>
+      </w:r>
+      <w:r>
+        <w:rPr>
+          <w:rStyle w:val="VerbatimChar"/>
+        </w:rPr>
+        <w:t xml:space="preserve">________________________________________________________</w:t>
+      </w:r>
+      <w:r>
+        <w:br/>
+      </w:r>
+      <w:r>
+        <w:rPr>
+          <w:rStyle w:val="VerbatimChar"/>
+        </w:rPr>
+        <w:t xml:space="preserve">Test I will use and why:</w:t>
+      </w:r>
+      <w:r>
+        <w:br/>
+      </w:r>
+      <w:r>
+        <w:rPr>
+          <w:rStyle w:val="VerbatimChar"/>
+        </w:rPr>
+        <w:t xml:space="preserve">________________________________________________________</w:t>
+      </w:r>
+    </w:p>
+    <w:p>
+      <w:pPr>
+        <w:pStyle w:val="SourceCode"/>
+      </w:pPr>
+      <w:r>
+        <w:rPr>
+          <w:rStyle w:val="CommentTok"/>
+        </w:rPr>
+        <w:t xml:space="preserve"># Write your code here:</w:t>
+      </w:r>
+    </w:p>
+    <w:p>
+      <w:pPr>
+        <w:pStyle w:val="SourceCode"/>
+      </w:pPr>
+      <w:r>
+        <w:rPr>
+          <w:rStyle w:val="VerbatimChar"/>
+        </w:rPr>
+        <w:t xml:space="preserve">Interpretation:</w:t>
+      </w:r>
+      <w:r>
+        <w:br/>
+      </w:r>
+      <w:r>
+        <w:rPr>
+          <w:rStyle w:val="VerbatimChar"/>
+        </w:rPr>
+        <w:t xml:space="preserve">________________________________________________________</w:t>
+      </w:r>
+      <w:r>
+        <w:br/>
+      </w:r>
+      <w:r>
+        <w:rPr>
+          <w:rStyle w:val="VerbatimChar"/>
+        </w:rPr>
+        <w:t xml:space="preserve">________________________________________________________</w:t>
+      </w:r>
+    </w:p>
+    <w:bookmarkEnd w:id="34"/>
+    <w:bookmarkStart w:id="35" w:name="task-b-two-sample-question"/>
+    <w:p>
+      <w:pPr>
+        <w:pStyle w:val="Heading2"/>
+      </w:pPr>
+      <w:r>
+        <w:t xml:space="preserve">Task B · Two-Sample Question</w:t>
+      </w:r>
+    </w:p>
+    <w:p>
+      <w:pPr>
+        <w:pStyle w:val="FirstParagraph"/>
+      </w:pPr>
+      <w:r>
+        <w:rPr>
+          <w:b/>
+          <w:bCs/>
+        </w:rPr>
+        <w:t xml:space="preserve">Question:</w:t>
+      </w:r>
+      <w:r>
+        <w:t xml:space="preserve"> </w:t>
+      </w:r>
+      <w:r>
+        <w:t xml:space="preserve">Does mouse body mass differ between the island (Sidney Island) and mainland (Vancouver) populations?</w:t>
+      </w:r>
+    </w:p>
+    <w:p>
+      <w:pPr>
+        <w:pStyle w:val="BodyText"/>
+      </w:pPr>
+      <w:r>
+        <w:t xml:space="preserve">✏️</w:t>
+      </w:r>
+      <w:r>
+        <w:t xml:space="preserve"> </w:t>
+      </w:r>
+      <w:r>
+        <w:rPr>
+          <w:b/>
+          <w:bCs/>
+        </w:rPr>
+        <w:t xml:space="preserve">Your turn:</w:t>
+      </w:r>
+      <w:r>
+        <w:t xml:space="preserve"> </w:t>
+      </w:r>
+      <w:r>
+        <w:t xml:space="preserve">Same process — hypotheses, test choice and justification, code, and interpretation. (Hint: in Part 4 you used Levene’s test to decide between the standard and Welch’s two-sample t-test — do that check again here, on your own, before picking one.)</w:t>
+      </w:r>
+    </w:p>
+    <w:p>
+      <w:pPr>
+        <w:pStyle w:val="SourceCode"/>
+      </w:pPr>
+      <w:r>
+        <w:rPr>
+          <w:rStyle w:val="VerbatimChar"/>
+        </w:rPr>
+        <w:t xml:space="preserve">H0 =</w:t>
+      </w:r>
+      <w:r>
+        <w:br/>
+      </w:r>
+      <w:r>
+        <w:rPr>
+          <w:rStyle w:val="VerbatimChar"/>
+        </w:rPr>
+        <w:t xml:space="preserve">________________________________________________________</w:t>
+      </w:r>
+      <w:r>
+        <w:br/>
+      </w:r>
+      <w:r>
+        <w:rPr>
+          <w:rStyle w:val="VerbatimChar"/>
+        </w:rPr>
+        <w:t xml:space="preserve">Ha =</w:t>
+      </w:r>
+      <w:r>
+        <w:br/>
+      </w:r>
+      <w:r>
+        <w:rPr>
+          <w:rStyle w:val="VerbatimChar"/>
+        </w:rPr>
+        <w:t xml:space="preserve">________________________________________________________</w:t>
+      </w:r>
+      <w:r>
+        <w:br/>
+      </w:r>
+      <w:r>
+        <w:rPr>
+          <w:rStyle w:val="VerbatimChar"/>
+        </w:rPr>
+        <w:t xml:space="preserve">Test I will use and why:</w:t>
+      </w:r>
+      <w:r>
+        <w:br/>
+      </w:r>
+      <w:r>
+        <w:rPr>
+          <w:rStyle w:val="VerbatimChar"/>
+        </w:rPr>
+        <w:t xml:space="preserve">________________________________________________________</w:t>
+      </w:r>
+    </w:p>
+    <w:p>
+      <w:pPr>
+        <w:pStyle w:val="SourceCode"/>
+      </w:pPr>
+      <w:r>
+        <w:rPr>
+          <w:rStyle w:val="CommentTok"/>
+        </w:rPr>
+        <w:t xml:space="preserve"># Write your code here:</w:t>
+      </w:r>
+    </w:p>
+    <w:p>
+      <w:pPr>
+        <w:pStyle w:val="SourceCode"/>
+      </w:pPr>
+      <w:r>
+        <w:rPr>
+          <w:rStyle w:val="VerbatimChar"/>
+        </w:rPr>
+        <w:t xml:space="preserve">Interpretation:</w:t>
+      </w:r>
+      <w:r>
+        <w:br/>
+      </w:r>
+      <w:r>
+        <w:rPr>
+          <w:rStyle w:val="VerbatimChar"/>
+        </w:rPr>
+        <w:t xml:space="preserve">________________________________________________________</w:t>
+      </w:r>
+      <w:r>
+        <w:br/>
+      </w:r>
+      <w:r>
+        <w:rPr>
+          <w:rStyle w:val="VerbatimChar"/>
+        </w:rPr>
+        <w:t xml:space="preserve">________________________________________________________</w:t>
+      </w:r>
+    </w:p>
+    <w:bookmarkEnd w:id="35"/>
+    <w:bookmarkStart w:id="38" w:name="final-figure"/>
+    <w:p>
+      <w:pPr>
+        <w:pStyle w:val="Heading2"/>
+      </w:pPr>
+      <w:r>
+        <w:t xml:space="preserve">Final Figure</w:t>
+      </w:r>
+    </w:p>
+    <w:p>
+      <w:pPr>
+        <w:pStyle w:val="FirstParagraph"/>
+      </w:pPr>
+      <w:r>
+        <w:t xml:space="preserve">Produce one publication-quality figure summarizing island vs. mainland body mass — proper axis labels, no default</w:t>
+      </w:r>
+      <w:r>
+        <w:t xml:space="preserve"> </w:t>
+      </w:r>
+      <w:r>
+        <w:rPr>
+          <w:rStyle w:val="VerbatimChar"/>
+        </w:rPr>
+        <w:t xml:space="preserve">ggplot</w:t>
+      </w:r>
+      <w:r>
+        <w:t xml:space="preserve"> </w:t>
+      </w:r>
+      <w:r>
+        <w:t xml:space="preserve">grey background — and export it with</w:t>
+      </w:r>
+      <w:r>
+        <w:t xml:space="preserve"> </w:t>
+      </w:r>
+      <w:r>
+        <w:rPr>
+          <w:rStyle w:val="VerbatimChar"/>
+        </w:rPr>
+        <w:t xml:space="preserve">ggsave()</w:t>
+      </w:r>
+      <w:r>
+        <w:t xml:space="preserve">.</w:t>
+      </w:r>
+    </w:p>
+    <w:p>
+      <w:pPr>
+        <w:pStyle w:val="SourceCode"/>
+      </w:pPr>
+      <w:r>
+        <w:rPr>
+          <w:rStyle w:val="CommentTok"/>
+        </w:rPr>
+        <w:t xml:space="preserve"># Write your code here:</w:t>
+      </w:r>
+    </w:p>
+    <w:tbl>
+      <w:tblPr>
+        <w:tblStyle w:val="Table"/>
+        <w:tblLook w:firstRow="0" w:lastRow="0" w:firstColumn="0" w:lastColumn="0" w:noHBand="0" w:noVBand="0" w:val="0000"/>
+        <w:tblBorders>
+          <w:top w:val="single" w:sz="4" w:space="0" w:color="0758E5"/>
+          <w:left w:val="single" w:sz="24" w:space="0" w:color="0758E5"/>
+          <w:bottom w:val="single" w:sz="4" w:space="0" w:color="0758E5"/>
+          <w:right w:val="single" w:sz="4" w:space="0" w:color="0758E5"/>
+        </w:tblBorders>
+        <w:tblCellMar>
+          <w:left w:w="144" w:type="dxa"/>
+          <w:right w:w="144" w:type="dxa"/>
+        </w:tblCellMar>
+        <w:tblLook w:firstRow="0" w:lastRow="0" w:firstColumn="0" w:lastColumn="0" w:noHBand="0" w:noVBand="0" w:val="0000"/>
+      </w:tblPr>
+      <w:tr>
+        <w:trPr>
+          <w:cantSplit/>
+        </w:trPr>
+        <w:tc>
+          <w:tcPr>
+            <w:shd w:color="auto" w:fill="dae6fb" w:val="clear"/>
+            <w:tcMar>
+              <w:top w:w="92" w:type="dxa"/>
+              <w:bottom w:w="92" w:type="dxa"/>
+            </w:tcMar>
+          </w:tcPr>
+          <w:p>
+            <w:pPr>
+              <w:pStyle w:val="FirstParagraph"/>
+            </w:pPr>
+            <w:pPr>
+              <w:spacing w:before="0" w:after="0"/>
+              <w:textAlignment w:val="center"/>
+            </w:pPr>
+            <w:r>
+              <w:drawing>
+                <wp:inline>
+                  <wp:extent cx="152400" cy="152400"/>
+                  <wp:effectExtent b="0" l="0" r="0" t="0"/>
+                  <wp:docPr descr="" title="" id="36" name="Picture"/>
+                  <a:graphic>
+                    <a:graphicData uri="http://schemas.openxmlformats.org/drawingml/2006/picture">
+                      <pic:pic>
+                        <pic:nvPicPr>
+                          <pic:cNvPr descr="/Applications/Positron.app/Contents/Resources/app/quarto/share/formats/docx/note.png" id="37" name="Picture"/>
+                          <pic:cNvPicPr>
+                            <a:picLocks noChangeArrowheads="1" noChangeAspect="1"/>
+                          </pic:cNvPicPr>
+                        </pic:nvPicPr>
+                        <pic:blipFill>
+                          <a:blip r:embed="rId29"/>
+                          <a:stretch>
+                            <a:fillRect/>
+                          </a:stretch>
+                        </pic:blipFill>
+                        <pic:spPr bwMode="auto">
+                          <a:xfrm>
+                            <a:off x="0" y="0"/>
+                            <a:ext cx="152400" cy="152400"/>
+                          </a:xfrm>
+                          <a:prstGeom prst="rect">
+                            <a:avLst/>
+                          </a:prstGeom>
+                          <a:noFill/>
+                          <a:ln w="9525">
+                            <a:noFill/>
+                            <a:headEnd/>
+                            <a:tailEnd/>
+                          </a:ln>
+                        </pic:spPr>
+                      </pic:pic>
+                    </a:graphicData>
+                  </a:graphic>
+                </wp:inline>
+              </w:drawing>
+            </w:r>
+            <w:r>
+              <w:t xml:space="preserve"> </w:t>
+            </w:r>
+            <w:r>
+              <w:t xml:space="preserve"> </w:t>
+            </w:r>
+            <w:r>
+              <w:t xml:space="preserve">Note</w:t>
+            </w:r>
+          </w:p>
+        </w:tc>
+      </w:tr>
+      <w:tr>
+        <w:trPr>
+          <w:cantSplit/>
+        </w:trPr>
+        <w:tc>
+          <w:tcPr>
+            <w:tcMar>
+              <w:top w:w="108" w:type="dxa"/>
+              <w:bottom w:w="108" w:type="dxa"/>
+            </w:tcMar>
+          </w:tcPr>
+          <w:p>
+            <w:pPr>
+              <w:pStyle w:val="BodyText"/>
+            </w:pPr>
+            <w:pPr>
+              <w:spacing w:before="16"/>
+            </w:pPr>
+            <w:r>
+              <w:rPr>
+                <w:b/>
+                <w:bCs/>
+              </w:rPr>
+              <w:t xml:space="preserve">📤 What to turn in — due Sept 28</w:t>
+            </w:r>
+          </w:p>
+          <w:p>
+            <w:pPr>
+              <w:pStyle w:val="BodyText"/>
+            </w:pPr>
+            <w:r>
+              <w:t xml:space="preserve">Your write-up should include, for both Task A and Task B:</w:t>
+            </w:r>
+          </w:p>
+          <w:p>
+            <w:pPr>
+              <w:pStyle w:val="Compact"/>
+              <w:numPr>
+                <w:ilvl w:val="0"/>
+                <w:numId w:val="1012"/>
+              </w:numPr>
+            </w:pPr>
+            <w:r>
+              <w:t xml:space="preserve">The question</w:t>
+            </w:r>
+          </w:p>
+          <w:p>
+            <w:pPr>
+              <w:pStyle w:val="Compact"/>
+              <w:numPr>
+                <w:ilvl w:val="0"/>
+                <w:numId w:val="1013"/>
+              </w:numPr>
+            </w:pPr>
+            <w:r>
+              <w:t xml:space="preserve">Your hypotheses</w:t>
+            </w:r>
+          </w:p>
+          <w:p>
+            <w:pPr>
+              <w:pStyle w:val="Compact"/>
+              <w:numPr>
+                <w:ilvl w:val="0"/>
+                <w:numId w:val="1014"/>
+              </w:numPr>
+            </w:pPr>
+            <w:r>
+              <w:t xml:space="preserve">Which test you used, and your justification for choosing it</w:t>
+            </w:r>
+          </w:p>
+          <w:p>
+            <w:pPr>
+              <w:pStyle w:val="Compact"/>
+              <w:numPr>
+                <w:ilvl w:val="0"/>
+                <w:numId w:val="1015"/>
+              </w:numPr>
+            </w:pPr>
+            <w:r>
+              <w:t xml:space="preserve">The code and its output</w:t>
+            </w:r>
+          </w:p>
+          <w:p>
+            <w:pPr>
+              <w:pStyle w:val="Compact"/>
+              <w:numPr>
+                <w:ilvl w:val="0"/>
+                <w:numId w:val="1016"/>
+              </w:numPr>
+            </w:pPr>
+            <w:r>
+              <w:t xml:space="preserve">Your interpretation of the result</w:t>
+            </w:r>
+          </w:p>
+          <w:p>
+            <w:pPr>
+              <w:pStyle w:val="Compact"/>
+              <w:numPr>
+                <w:ilvl w:val="0"/>
+                <w:numId w:val="1017"/>
+              </w:numPr>
+            </w:pPr>
+            <w:r>
+              <w:t xml:space="preserve">A final figure showing the result</w:t>
+            </w:r>
+          </w:p>
+          <w:p/>
+        </w:tc>
+      </w:tr>
+    </w:tbl>
+    <w:p>
+      <w:r>
+        <w:pict>
+          <v:rect style="width:0;height:1.5pt" o:hralign="center" o:hrstd="t" o:hr="t"/>
+        </w:pict>
+      </w:r>
+    </w:p>
+    <w:bookmarkEnd w:id="38"/>
+    <w:bookmarkEnd w:id="39"/>
+    <w:bookmarkStart w:id="40" w:name="getting-unstuck"/>
     <w:p>
       <w:pPr>
         <w:pStyle w:val="Heading1"/>
@@ -6935,7 +7644,7 @@
         <w:pStyle w:val="Compact"/>
         <w:numPr>
           <w:ilvl w:val="0"/>
-          <w:numId w:val="1012"/>
+          <w:numId w:val="1018"/>
         </w:numPr>
       </w:pPr>
       <w:r>
@@ -6957,7 +7666,7 @@
         <w:pStyle w:val="Compact"/>
         <w:numPr>
           <w:ilvl w:val="0"/>
-          <w:numId w:val="1012"/>
+          <w:numId w:val="1018"/>
         </w:numPr>
       </w:pPr>
       <w:r>
@@ -7070,7 +7779,7 @@
         <w:pStyle w:val="Compact"/>
         <w:numPr>
           <w:ilvl w:val="0"/>
-          <w:numId w:val="1012"/>
+          <w:numId w:val="1018"/>
         </w:numPr>
       </w:pPr>
       <w:r>
@@ -7091,7 +7800,7 @@
         <w:pStyle w:val="Compact"/>
         <w:numPr>
           <w:ilvl w:val="0"/>
-          <w:numId w:val="1012"/>
+          <w:numId w:val="1018"/>
         </w:numPr>
       </w:pPr>
       <w:r>
@@ -7139,7 +7848,7 @@
         </w:pict>
       </w:r>
     </w:p>
-    <w:bookmarkEnd w:id="33"/>
+    <w:bookmarkEnd w:id="40"/>
     <w:sectPr>
       <w:pgSz w:h="15840" w:w="12240"/>
       <w:pgMar w:bottom="1440" w:footer="720" w:gutter="0" w:header="720" w:left="1440" w:right="1440" w:top="1440"/>
@@ -7633,6 +8342,24 @@
     </w:lvlOverride>
   </w:num>
   <w:num w:numId="1012">
+    <w:abstractNumId w:val="992"/>
+  </w:num>
+  <w:num w:numId="1013">
+    <w:abstractNumId w:val="992"/>
+  </w:num>
+  <w:num w:numId="1014">
+    <w:abstractNumId w:val="992"/>
+  </w:num>
+  <w:num w:numId="1015">
+    <w:abstractNumId w:val="992"/>
+  </w:num>
+  <w:num w:numId="1016">
+    <w:abstractNumId w:val="992"/>
+  </w:num>
+  <w:num w:numId="1017">
+    <w:abstractNumId w:val="992"/>
+  </w:num>
+  <w:num w:numId="1018">
     <w:abstractNumId w:val="99411"/>
     <w:lvlOverride w:ilvl="0">
       <w:startOverride w:val="1"/>
